--- a/16-circular-motion/worksheet.docx
+++ b/16-circular-motion/worksheet.docx
@@ -129,20 +129,18 @@
               <w:rPr>
                 <w:sz w:val="20"/>
               </w:rPr>
-              <w:t xml:space="preserve">). Choose an example at the top: 🪑 rotating chair · 🛰️ satellite · 🚗 car on a bend · 🎠 carousel. Set values with the sliders, or </w:t>
+              <w:t>). Choose an example at the top: 🪑 rotating chair · 🛰️ satellite · 🚗 car on a bend · 🎠 carousel. Set values with ▼ ▲, or type a value in the box.</w:t>
             </w:r>
             <w:r>
               <w:rPr>
                 <w:b/>
                 <w:sz w:val="20"/>
               </w:rPr>
-              <w:t>type a value in the box next to a slider and press Enter</w:t>
             </w:r>
             <w:r>
               <w:rPr>
                 <w:sz w:val="20"/>
               </w:rPr>
-              <w:t>.</w:t>
             </w:r>
           </w:p>
           <w:p>

--- a/16-circular-motion/worksheet.docx
+++ b/16-circular-motion/worksheet.docx
@@ -110,7 +110,7 @@
                 <w:b/>
                 <w:sz w:val="20"/>
               </w:rPr>
-              <w:t>biba0112.github.io/physics-sims/16-circular-motion</w:t>
+              <w:t>physics.taneski.com/16-circular-motion</w:t>
             </w:r>
             <w:r>
               <w:rPr>
